--- a/templates_BG_V1.1/thong_bao_phu_hieu_sap_het_han_template.docx
+++ b/templates_BG_V1.1/thong_bao_phu_hieu_sap_het_han_template.docx
@@ -879,36 +879,27 @@
                 <w:sz w:val="26"/>
                 <w:szCs w:val="26"/>
               </w:rPr>
-              <w:t>TUQ</w:t>
-            </w:r>
-            <w:r>
+              <w:t>{tham_quyen_ky}</w:t>
+            </w:r>
+          </w:p>
+          <w:p>
+            <w:pPr>
+              <w:jc w:val="center"/>
               <w:rPr>
                 <w:b/>
                 <w:bCs/>
                 <w:sz w:val="26"/>
                 <w:szCs w:val="26"/>
               </w:rPr>
-              <w:t>. GIÁM ĐỐC</w:t>
-            </w:r>
-          </w:p>
-          <w:p>
-            <w:pPr>
-              <w:jc w:val="center"/>
+            </w:pPr>
+            <w:r>
               <w:rPr>
                 <w:b/>
                 <w:bCs/>
                 <w:sz w:val="26"/>
                 <w:szCs w:val="26"/>
               </w:rPr>
-            </w:pPr>
-            <w:r>
-              <w:rPr>
-                <w:b/>
-                <w:bCs/>
-                <w:sz w:val="26"/>
-                <w:szCs w:val="26"/>
-              </w:rPr>
-              <w:t>TRƯỞNG PHÒNG VT &amp; ATGT</w:t>
+              <w:t>{chuc_vu_ky}</w:t>
             </w:r>
           </w:p>
           <w:p>
@@ -959,13 +950,7 @@
               <w:rPr>
                 <w:b/>
               </w:rPr>
-              <w:t xml:space="preserve">Nguyễn </w:t>
-            </w:r>
-            <w:r>
-              <w:rPr>
-                <w:b/>
-              </w:rPr>
-              <w:t>Thanh Phương</w:t>
+              <w:t xml:space="preserve">{nguoi_ky}</w:t>
             </w:r>
           </w:p>
         </w:tc>
